--- a/Volume 1/Chapter 01 - Development Environment/SPA_Vol1_Ch1_Lesson1_1_C_Setup.docx
+++ b/Volume 1/Chapter 01 - Development Environment/SPA_Vol1_Ch1_Lesson1_1_C_Setup.docx
@@ -1904,7 +1904,7 @@
         <w:keepNext/>
       </w:pPr>
       <w:r>
-        <w:t>New-Item -ItemType Directory -Force $HOME\spa | Out-Null</w:t>
+        <w:t>New-Item -ItemType Directory -Force "$HOME\spa" | Out-Null</w:t>
       </w:r>
     </w:p>
     <w:p>
@@ -1912,7 +1912,7 @@
         <w:pStyle w:val="CommandBlock"/>
       </w:pPr>
       <w:r>
-        <w:t>Set-Location $HOME\spa</w:t>
+        <w:t>Set-Location "$HOME\spa"</w:t>
       </w:r>
     </w:p>
     <w:p>
@@ -2007,7 +2007,7 @@
         <w:keepNext/>
       </w:pPr>
       <w:r>
-        <w:t>New-Item -ItemType Directory -Force .\lesson-1.1\c | Out-Null</w:t>
+        <w:t>New-Item -ItemType Directory -Force "$HOME\spa\lesson-1.1\c" | Out-Null</w:t>
       </w:r>
     </w:p>
     <w:p>
@@ -2016,7 +2016,7 @@
         <w:keepNext/>
       </w:pPr>
       <w:r>
-        <w:t>Set-Location .\lesson-1.1</w:t>
+        <w:t>Set-Location "$HOME\spa\lesson-1.1"</w:t>
       </w:r>
     </w:p>
     <w:p>
@@ -2037,7 +2037,7 @@
         <w:pStyle w:val="ListBullet"/>
       </w:pPr>
       <w:r>
-        <w:t>.\lesson-1.1\c is a relative path: lesson-1.1 inside the current folder, spa, and c inside that. New-Item makes both folders in one step.</w:t>
+        <w:t>"$HOME\spa\lesson-1.1\c" is lesson-1.1 inside spa, and c inside that. New-Item makes both folders in one step. Each folder is a full path that starts with $HOME\spa, so the line makes the same folder from any folder you are in.</w:t>
       </w:r>
     </w:p>
     <w:p>
@@ -2045,7 +2045,7 @@
         <w:pStyle w:val="ListBullet"/>
       </w:pPr>
       <w:r>
-        <w:t>Set-Location .\lesson-1.1 moves into the lesson folder.</w:t>
+        <w:t>Set-Location "$HOME\spa\lesson-1.1" moves into the lesson folder.</w:t>
       </w:r>
     </w:p>
     <w:p>
@@ -2190,7 +2190,7 @@
         <w:keepNext/>
       </w:pPr>
       <w:r>
-        <w:t>mkdir -p ~/spa/lesson-1.1/c</w:t>
+        <w:t>mkdir -p "$HOME/spa/lesson-1.1/c"</w:t>
       </w:r>
     </w:p>
     <w:p>
@@ -2199,7 +2199,7 @@
         <w:keepNext/>
       </w:pPr>
       <w:r>
-        <w:t>cd ~/spa/lesson-1.1</w:t>
+        <w:t>cd "$HOME/spa/lesson-1.1"</w:t>
       </w:r>
     </w:p>
     <w:p>
@@ -2217,7 +2217,7 @@
     </w:p>
     <w:p>
       <w:r>
-        <w:t>~ is your home folder. mkdir -p creates the folders, including any missing ones on the way, cd moves into lesson-1.1, and pwd prints where you are: /home/ followed by your user name and /spa/lesson-1.1 on Linux, or the same under /Users/ on macOS.</w:t>
+        <w:t>$HOME is your home folder. mkdir -p creates the folders, including any missing ones on the way, cd moves into lesson-1.1, and pwd prints where you are: /home/ followed by your user name and /spa/lesson-1.1 on Linux, or the same under /Users/ on macOS.</w:t>
       </w:r>
     </w:p>
     <w:p>
@@ -4142,31 +4142,31 @@
       </w:rPr>
     </w:lvl>
   </w:abstractNum>
-  <w:num w:numId="1" w16cid:durableId="2026590213">
+  <w:num w:numId="1" w16cid:durableId="730933143">
     <w:abstractNumId w:val="8"/>
   </w:num>
-  <w:num w:numId="2" w16cid:durableId="708913225">
+  <w:num w:numId="2" w16cid:durableId="1839343522">
     <w:abstractNumId w:val="6"/>
   </w:num>
-  <w:num w:numId="3" w16cid:durableId="652878443">
+  <w:num w:numId="3" w16cid:durableId="1384983020">
     <w:abstractNumId w:val="5"/>
   </w:num>
-  <w:num w:numId="4" w16cid:durableId="18161366">
+  <w:num w:numId="4" w16cid:durableId="877814419">
     <w:abstractNumId w:val="4"/>
   </w:num>
-  <w:num w:numId="5" w16cid:durableId="1959336598">
+  <w:num w:numId="5" w16cid:durableId="1618217978">
     <w:abstractNumId w:val="7"/>
   </w:num>
-  <w:num w:numId="6" w16cid:durableId="1516651667">
+  <w:num w:numId="6" w16cid:durableId="889734383">
     <w:abstractNumId w:val="3"/>
   </w:num>
-  <w:num w:numId="7" w16cid:durableId="1104035947">
+  <w:num w:numId="7" w16cid:durableId="669219716">
     <w:abstractNumId w:val="2"/>
   </w:num>
-  <w:num w:numId="8" w16cid:durableId="1308437489">
+  <w:num w:numId="8" w16cid:durableId="566304468">
     <w:abstractNumId w:val="1"/>
   </w:num>
-  <w:num w:numId="9" w16cid:durableId="1315794870">
+  <w:num w:numId="9" w16cid:durableId="708531337">
     <w:abstractNumId w:val="0"/>
   </w:num>
 </w:numbering>

--- a/Volume 1/Chapter 01 - Development Environment/SPA_Vol1_Ch1_Lesson1_1_C_Setup.docx
+++ b/Volume 1/Chapter 01 - Development Environment/SPA_Vol1_Ch1_Lesson1_1_C_Setup.docx
@@ -556,6 +556,7 @@
         <w:pStyle w:val="ListBullet"/>
       </w:pPr>
       <w:r>
+        <w:lastRenderedPageBreak/>
         <w:t>C needs a compiler because C programs are translated ahead of time. The finished executable runs on its own at the full speed of the processor, with no other program helping it. That is why operating systems are written in C. Some languages, such as Python, are run a different way, which this chapter shows when you get to them.</w:t>
       </w:r>
     </w:p>
@@ -1010,6 +1011,7 @@
         <w:pStyle w:val="ListBullet"/>
       </w:pPr>
       <w:r>
+        <w:lastRenderedPageBreak/>
         <w:t>MSYS2 installs several terminals; UCRT64 is the one that builds normal 64-bit Windows programs using the Universal C Runtime, the C library built into Windows 10 and 11.</w:t>
       </w:r>
     </w:p>
@@ -1231,6 +1233,7 @@
         <w:pStyle w:val="ListBullet"/>
       </w:pPr>
       <w:r>
+        <w:lastRenderedPageBreak/>
         <w:t>if ($folders -notcontains $gccFolder) { ... } runs the two lines inside the braces only when the folder is not on the list yet, so running these lines twice never adds it twice.</w:t>
       </w:r>
     </w:p>
